--- a/treasury-platform/docs/30-readiness/word/DOC-S06-data-classification-standard.docx
+++ b/treasury-platform/docs/30-readiness/word/DOC-S06-data-classification-standard.docx
@@ -15862,11 +15862,11 @@
         </w:tblBorders>
       </w:tblPr>
       <w:tblGrid>
-        <w:gridCol w:w="981"/>
-        <w:gridCol w:w="2694"/>
-        <w:gridCol w:w="1097"/>
-        <w:gridCol w:w="1896"/>
-        <w:gridCol w:w="3196"/>
+        <w:gridCol w:w="976"/>
+        <w:gridCol w:w="2513"/>
+        <w:gridCol w:w="1625"/>
+        <w:gridCol w:w="1768"/>
+        <w:gridCol w:w="2982"/>
       </w:tblGrid>
       <w:tr>
         <w:trPr>
@@ -15875,7 +15875,7 @@
         </w:trPr>
         <w:tc>
           <w:tcPr>
-            <w:tcW w:type="dxa" w:w="981"/>
+            <w:tcW w:type="dxa" w:w="976"/>
             <w:tcBorders>
               <w:top w:val="single" w:color="BFC9D6" w:sz="4"/>
               <w:left w:val="single" w:color="BFC9D6" w:sz="4"/>
@@ -15913,7 +15913,7 @@
         </w:tc>
         <w:tc>
           <w:tcPr>
-            <w:tcW w:type="dxa" w:w="2694"/>
+            <w:tcW w:type="dxa" w:w="2513"/>
             <w:tcBorders>
               <w:top w:val="single" w:color="BFC9D6" w:sz="4"/>
               <w:left w:val="single" w:color="BFC9D6" w:sz="4"/>
@@ -15951,7 +15951,7 @@
         </w:tc>
         <w:tc>
           <w:tcPr>
-            <w:tcW w:type="dxa" w:w="1097"/>
+            <w:tcW w:type="dxa" w:w="1625"/>
             <w:tcBorders>
               <w:top w:val="single" w:color="BFC9D6" w:sz="4"/>
               <w:left w:val="single" w:color="BFC9D6" w:sz="4"/>
@@ -15989,7 +15989,7 @@
         </w:tc>
         <w:tc>
           <w:tcPr>
-            <w:tcW w:type="dxa" w:w="1896"/>
+            <w:tcW w:type="dxa" w:w="1768"/>
             <w:tcBorders>
               <w:top w:val="single" w:color="BFC9D6" w:sz="4"/>
               <w:left w:val="single" w:color="BFC9D6" w:sz="4"/>
@@ -16027,7 +16027,7 @@
         </w:tc>
         <w:tc>
           <w:tcPr>
-            <w:tcW w:type="dxa" w:w="3196"/>
+            <w:tcW w:type="dxa" w:w="2982"/>
             <w:tcBorders>
               <w:top w:val="single" w:color="BFC9D6" w:sz="4"/>
               <w:left w:val="single" w:color="BFC9D6" w:sz="4"/>
@@ -16070,7 +16070,7 @@
         </w:trPr>
         <w:tc>
           <w:tcPr>
-            <w:tcW w:type="dxa" w:w="981"/>
+            <w:tcW w:type="dxa" w:w="976"/>
             <w:tcBorders>
               <w:top w:val="single" w:color="BFC9D6" w:sz="4"/>
               <w:left w:val="single" w:color="BFC9D6" w:sz="4"/>
@@ -16106,7 +16106,7 @@
         </w:tc>
         <w:tc>
           <w:tcPr>
-            <w:tcW w:type="dxa" w:w="2694"/>
+            <w:tcW w:type="dxa" w:w="2513"/>
             <w:tcBorders>
               <w:top w:val="single" w:color="BFC9D6" w:sz="4"/>
               <w:left w:val="single" w:color="BFC9D6" w:sz="4"/>
@@ -16166,37 +16166,46 @@
         </w:tc>
         <w:tc>
           <w:tcPr>
-            <w:tcW w:type="dxa" w:w="1097"/>
-            <w:tcBorders>
-              <w:top w:val="single" w:color="BFC9D6" w:sz="4"/>
-              <w:left w:val="single" w:color="BFC9D6" w:sz="4"/>
-              <w:bottom w:val="single" w:color="BFC9D6" w:sz="4"/>
-              <w:right w:val="single" w:color="BFC9D6" w:sz="4"/>
-            </w:tcBorders>
-            <w:tcMar>
-              <w:top w:type="dxa" w:w="50"/>
-              <w:left w:type="dxa" w:w="90"/>
-              <w:bottom w:type="dxa" w:w="50"/>
-              <w:right w:type="dxa" w:w="90"/>
-            </w:tcMar>
-            <w:vAlign w:val="top"/>
-          </w:tcPr>
-          <w:p>
-            <w:pPr>
-              <w:keepNext w:val="false"/>
-              <w:bidi/>
-              <w:spacing w:after="30" w:before="30" w:line="264"/>
-            </w:pPr>
-            <w:r>
-              <w:rPr>
-                <w:rFonts w:ascii="Arial" w:cs="Arial" w:eastAsia="Arial" w:hAnsi="Arial"/>
-                <w:b w:val="false"/>
-                <w:bCs w:val="false"/>
-                <w:sz w:val="18"/>
-                <w:szCs w:val="18"/>
-                <w:rtl/>
-              </w:rPr>
-              <w:t xml:space="preserve">نعم، بتوليد </w:t>
+            <w:tcW w:type="dxa" w:w="1625"/>
+            <w:tcBorders>
+              <w:top w:val="single" w:color="BFC9D6" w:sz="4"/>
+              <w:left w:val="single" w:color="BFC9D6" w:sz="4"/>
+              <w:bottom w:val="single" w:color="BFC9D6" w:sz="4"/>
+              <w:right w:val="single" w:color="BFC9D6" w:sz="4"/>
+            </w:tcBorders>
+            <w:tcMar>
+              <w:top w:type="dxa" w:w="50"/>
+              <w:left w:type="dxa" w:w="90"/>
+              <w:bottom w:type="dxa" w:w="50"/>
+              <w:right w:type="dxa" w:w="90"/>
+            </w:tcMar>
+            <w:vAlign w:val="top"/>
+          </w:tcPr>
+          <w:p>
+            <w:pPr>
+              <w:keepNext w:val="false"/>
+              <w:bidi/>
+              <w:spacing w:after="30" w:before="30" w:line="264"/>
+            </w:pPr>
+            <w:r>
+              <w:rPr>
+                <w:rFonts w:ascii="Segoe UI Emoji" w:cs="Segoe UI Emoji" w:eastAsia="Segoe UI Emoji" w:hAnsi="Segoe UI Emoji"/>
+                <w:sz w:val="18"/>
+                <w:szCs w:val="18"/>
+                <w:rtl/>
+              </w:rPr>
+              <w:t xml:space="preserve">✅</w:t>
+            </w:r>
+            <w:r>
+              <w:rPr>
+                <w:rFonts w:ascii="Arial" w:cs="Arial" w:eastAsia="Arial" w:hAnsi="Arial"/>
+                <w:b w:val="false"/>
+                <w:bCs w:val="false"/>
+                <w:sz w:val="18"/>
+                <w:szCs w:val="18"/>
+                <w:rtl/>
+              </w:rPr>
+              <w:t xml:space="preserve"> معتمد من المالك (2026-10-12): نعم، بتوليد </w:t>
             </w:r>
             <w:r>
               <w:rPr>
@@ -16226,7 +16235,7 @@
         </w:tc>
         <w:tc>
           <w:tcPr>
-            <w:tcW w:type="dxa" w:w="1896"/>
+            <w:tcW w:type="dxa" w:w="1768"/>
             <w:tcBorders>
               <w:top w:val="single" w:color="BFC9D6" w:sz="4"/>
               <w:left w:val="single" w:color="BFC9D6" w:sz="4"/>
@@ -16262,7 +16271,7 @@
         </w:tc>
         <w:tc>
           <w:tcPr>
-            <w:tcW w:type="dxa" w:w="3196"/>
+            <w:tcW w:type="dxa" w:w="2982"/>
             <w:tcBorders>
               <w:top w:val="single" w:color="BFC9D6" w:sz="4"/>
               <w:left w:val="single" w:color="BFC9D6" w:sz="4"/>
@@ -16303,7 +16312,7 @@
         </w:trPr>
         <w:tc>
           <w:tcPr>
-            <w:tcW w:type="dxa" w:w="981"/>
+            <w:tcW w:type="dxa" w:w="976"/>
             <w:tcBorders>
               <w:top w:val="single" w:color="BFC9D6" w:sz="4"/>
               <w:left w:val="single" w:color="BFC9D6" w:sz="4"/>
@@ -16340,7 +16349,7 @@
         </w:tc>
         <w:tc>
           <w:tcPr>
-            <w:tcW w:type="dxa" w:w="2694"/>
+            <w:tcW w:type="dxa" w:w="2513"/>
             <w:tcBorders>
               <w:top w:val="single" w:color="BFC9D6" w:sz="4"/>
               <w:left w:val="single" w:color="BFC9D6" w:sz="4"/>
@@ -16377,7 +16386,7 @@
         </w:tc>
         <w:tc>
           <w:tcPr>
-            <w:tcW w:type="dxa" w:w="1097"/>
+            <w:tcW w:type="dxa" w:w="1625"/>
             <w:tcBorders>
               <w:top w:val="single" w:color="BFC9D6" w:sz="4"/>
               <w:left w:val="single" w:color="BFC9D6" w:sz="4"/>
@@ -16401,20 +16410,29 @@
             </w:pPr>
             <w:r>
               <w:rPr>
-                <w:rFonts w:ascii="Arial" w:cs="Arial" w:eastAsia="Arial" w:hAnsi="Arial"/>
-                <w:b w:val="false"/>
-                <w:bCs w:val="false"/>
-                <w:sz w:val="18"/>
-                <w:szCs w:val="18"/>
-                <w:rtl/>
-              </w:rPr>
-              <w:t xml:space="preserve">مقيّدان، كما في النموذج وFR-REQ-024</w:t>
-            </w:r>
-          </w:p>
-        </w:tc>
-        <w:tc>
-          <w:tcPr>
-            <w:tcW w:type="dxa" w:w="1896"/>
+                <w:rFonts w:ascii="Segoe UI Emoji" w:cs="Segoe UI Emoji" w:eastAsia="Segoe UI Emoji" w:hAnsi="Segoe UI Emoji"/>
+                <w:sz w:val="18"/>
+                <w:szCs w:val="18"/>
+                <w:rtl/>
+              </w:rPr>
+              <w:t xml:space="preserve">✅</w:t>
+            </w:r>
+            <w:r>
+              <w:rPr>
+                <w:rFonts w:ascii="Arial" w:cs="Arial" w:eastAsia="Arial" w:hAnsi="Arial"/>
+                <w:b w:val="false"/>
+                <w:bCs w:val="false"/>
+                <w:sz w:val="18"/>
+                <w:szCs w:val="18"/>
+                <w:rtl/>
+              </w:rPr>
+              <w:t xml:space="preserve"> معتمد من المالك (2026-10-12): مقيّدان، كما في النموذج وFR-REQ-024</w:t>
+            </w:r>
+          </w:p>
+        </w:tc>
+        <w:tc>
+          <w:tcPr>
+            <w:tcW w:type="dxa" w:w="1768"/>
             <w:tcBorders>
               <w:top w:val="single" w:color="BFC9D6" w:sz="4"/>
               <w:left w:val="single" w:color="BFC9D6" w:sz="4"/>
@@ -16451,7 +16469,7 @@
         </w:tc>
         <w:tc>
           <w:tcPr>
-            <w:tcW w:type="dxa" w:w="3196"/>
+            <w:tcW w:type="dxa" w:w="2982"/>
             <w:tcBorders>
               <w:top w:val="single" w:color="BFC9D6" w:sz="4"/>
               <w:left w:val="single" w:color="BFC9D6" w:sz="4"/>
@@ -16493,7 +16511,7 @@
         </w:trPr>
         <w:tc>
           <w:tcPr>
-            <w:tcW w:type="dxa" w:w="981"/>
+            <w:tcW w:type="dxa" w:w="976"/>
             <w:tcBorders>
               <w:top w:val="single" w:color="BFC9D6" w:sz="4"/>
               <w:left w:val="single" w:color="BFC9D6" w:sz="4"/>
@@ -16529,7 +16547,7 @@
         </w:tc>
         <w:tc>
           <w:tcPr>
-            <w:tcW w:type="dxa" w:w="2694"/>
+            <w:tcW w:type="dxa" w:w="2513"/>
             <w:tcBorders>
               <w:top w:val="single" w:color="BFC9D6" w:sz="4"/>
               <w:left w:val="single" w:color="BFC9D6" w:sz="4"/>
@@ -16578,7 +16596,7 @@
         </w:tc>
         <w:tc>
           <w:tcPr>
-            <w:tcW w:type="dxa" w:w="1097"/>
+            <w:tcW w:type="dxa" w:w="1625"/>
             <w:tcBorders>
               <w:top w:val="single" w:color="BFC9D6" w:sz="4"/>
               <w:left w:val="single" w:color="BFC9D6" w:sz="4"/>
@@ -16614,7 +16632,7 @@
         </w:tc>
         <w:tc>
           <w:tcPr>
-            <w:tcW w:type="dxa" w:w="1896"/>
+            <w:tcW w:type="dxa" w:w="1768"/>
             <w:tcBorders>
               <w:top w:val="single" w:color="BFC9D6" w:sz="4"/>
               <w:left w:val="single" w:color="BFC9D6" w:sz="4"/>
@@ -16650,7 +16668,7 @@
         </w:tc>
         <w:tc>
           <w:tcPr>
-            <w:tcW w:type="dxa" w:w="3196"/>
+            <w:tcW w:type="dxa" w:w="2982"/>
             <w:tcBorders>
               <w:top w:val="single" w:color="BFC9D6" w:sz="4"/>
               <w:left w:val="single" w:color="BFC9D6" w:sz="4"/>
@@ -16691,7 +16709,7 @@
         </w:trPr>
         <w:tc>
           <w:tcPr>
-            <w:tcW w:type="dxa" w:w="981"/>
+            <w:tcW w:type="dxa" w:w="976"/>
             <w:tcBorders>
               <w:top w:val="single" w:color="BFC9D6" w:sz="4"/>
               <w:left w:val="single" w:color="BFC9D6" w:sz="4"/>
@@ -16728,7 +16746,7 @@
         </w:tc>
         <w:tc>
           <w:tcPr>
-            <w:tcW w:type="dxa" w:w="2694"/>
+            <w:tcW w:type="dxa" w:w="2513"/>
             <w:tcBorders>
               <w:top w:val="single" w:color="BFC9D6" w:sz="4"/>
               <w:left w:val="single" w:color="BFC9D6" w:sz="4"/>
@@ -16765,7 +16783,7 @@
         </w:tc>
         <w:tc>
           <w:tcPr>
-            <w:tcW w:type="dxa" w:w="1097"/>
+            <w:tcW w:type="dxa" w:w="1625"/>
             <w:tcBorders>
               <w:top w:val="single" w:color="BFC9D6" w:sz="4"/>
               <w:left w:val="single" w:color="BFC9D6" w:sz="4"/>
@@ -16802,7 +16820,7 @@
         </w:tc>
         <w:tc>
           <w:tcPr>
-            <w:tcW w:type="dxa" w:w="1896"/>
+            <w:tcW w:type="dxa" w:w="1768"/>
             <w:tcBorders>
               <w:top w:val="single" w:color="BFC9D6" w:sz="4"/>
               <w:left w:val="single" w:color="BFC9D6" w:sz="4"/>
@@ -16839,7 +16857,7 @@
         </w:tc>
         <w:tc>
           <w:tcPr>
-            <w:tcW w:type="dxa" w:w="3196"/>
+            <w:tcW w:type="dxa" w:w="2982"/>
             <w:tcBorders>
               <w:top w:val="single" w:color="BFC9D6" w:sz="4"/>
               <w:left w:val="single" w:color="BFC9D6" w:sz="4"/>
@@ -16881,7 +16899,7 @@
         </w:trPr>
         <w:tc>
           <w:tcPr>
-            <w:tcW w:type="dxa" w:w="981"/>
+            <w:tcW w:type="dxa" w:w="976"/>
             <w:tcBorders>
               <w:top w:val="single" w:color="BFC9D6" w:sz="4"/>
               <w:left w:val="single" w:color="BFC9D6" w:sz="4"/>
@@ -16917,7 +16935,7 @@
         </w:tc>
         <w:tc>
           <w:tcPr>
-            <w:tcW w:type="dxa" w:w="2694"/>
+            <w:tcW w:type="dxa" w:w="2513"/>
             <w:tcBorders>
               <w:top w:val="single" w:color="BFC9D6" w:sz="4"/>
               <w:left w:val="single" w:color="BFC9D6" w:sz="4"/>
@@ -16977,43 +16995,100 @@
         </w:tc>
         <w:tc>
           <w:tcPr>
-            <w:tcW w:type="dxa" w:w="1097"/>
-            <w:tcBorders>
-              <w:top w:val="single" w:color="BFC9D6" w:sz="4"/>
-              <w:left w:val="single" w:color="BFC9D6" w:sz="4"/>
-              <w:bottom w:val="single" w:color="BFC9D6" w:sz="4"/>
-              <w:right w:val="single" w:color="BFC9D6" w:sz="4"/>
-            </w:tcBorders>
-            <w:tcMar>
-              <w:top w:type="dxa" w:w="50"/>
-              <w:left w:type="dxa" w:w="90"/>
-              <w:bottom w:type="dxa" w:w="50"/>
-              <w:right w:type="dxa" w:w="90"/>
-            </w:tcMar>
-            <w:vAlign w:val="top"/>
-          </w:tcPr>
-          <w:p>
-            <w:pPr>
-              <w:keepNext w:val="false"/>
-              <w:bidi/>
-              <w:spacing w:after="30" w:before="30" w:line="264"/>
-            </w:pPr>
-            <w:r>
-              <w:rPr>
-                <w:rFonts w:ascii="Arial" w:cs="Arial" w:eastAsia="Arial" w:hAnsi="Arial"/>
-                <w:b w:val="false"/>
-                <w:bCs w:val="false"/>
-                <w:sz w:val="18"/>
-                <w:szCs w:val="18"/>
-                <w:rtl/>
-              </w:rPr>
-              <w:t xml:space="preserve">نعم، بقيد CHECK أو محفّز</w:t>
-            </w:r>
-          </w:p>
-        </w:tc>
-        <w:tc>
-          <w:tcPr>
-            <w:tcW w:type="dxa" w:w="1896"/>
+            <w:tcW w:type="dxa" w:w="1625"/>
+            <w:tcBorders>
+              <w:top w:val="single" w:color="BFC9D6" w:sz="4"/>
+              <w:left w:val="single" w:color="BFC9D6" w:sz="4"/>
+              <w:bottom w:val="single" w:color="BFC9D6" w:sz="4"/>
+              <w:right w:val="single" w:color="BFC9D6" w:sz="4"/>
+            </w:tcBorders>
+            <w:tcMar>
+              <w:top w:type="dxa" w:w="50"/>
+              <w:left w:type="dxa" w:w="90"/>
+              <w:bottom w:type="dxa" w:w="50"/>
+              <w:right w:type="dxa" w:w="90"/>
+            </w:tcMar>
+            <w:vAlign w:val="top"/>
+          </w:tcPr>
+          <w:p>
+            <w:pPr>
+              <w:keepNext w:val="false"/>
+              <w:bidi/>
+              <w:spacing w:after="30" w:before="30" w:line="264"/>
+            </w:pPr>
+            <w:r>
+              <w:rPr>
+                <w:rFonts w:ascii="Segoe UI Emoji" w:cs="Segoe UI Emoji" w:eastAsia="Segoe UI Emoji" w:hAnsi="Segoe UI Emoji"/>
+                <w:sz w:val="18"/>
+                <w:szCs w:val="18"/>
+                <w:rtl/>
+              </w:rPr>
+              <w:t xml:space="preserve">✅</w:t>
+            </w:r>
+            <w:r>
+              <w:rPr>
+                <w:rFonts w:ascii="Arial" w:cs="Arial" w:eastAsia="Arial" w:hAnsi="Arial"/>
+                <w:b w:val="false"/>
+                <w:bCs w:val="false"/>
+                <w:sz w:val="18"/>
+                <w:szCs w:val="18"/>
+                <w:rtl/>
+              </w:rPr>
+              <w:t xml:space="preserve"> منفّذ (ADR 0011، DR-18): قيد </w:t>
+            </w:r>
+            <w:r>
+              <w:rPr>
+                <w:rFonts w:ascii="Courier New" w:cs="Courier New" w:eastAsia="Courier New" w:hAnsi="Courier New"/>
+                <w:b w:val="false"/>
+                <w:bCs w:val="false"/>
+                <w:color w:val="1F2937"/>
+                <w:sz w:val="16"/>
+                <w:szCs w:val="16"/>
+                <w:shd w:fill="F1F3F5" w:color="auto" w:val="clear"/>
+                <w:rtl/>
+              </w:rPr>
+              <w:t xml:space="preserve">‎Sensitivity &lt;&gt; 'PUBLIC'‎</w:t>
+            </w:r>
+            <w:r>
+              <w:rPr>
+                <w:rFonts w:ascii="Arial" w:cs="Arial" w:eastAsia="Arial" w:hAnsi="Arial"/>
+                <w:b w:val="false"/>
+                <w:bCs w:val="false"/>
+                <w:sz w:val="18"/>
+                <w:szCs w:val="18"/>
+                <w:rtl/>
+              </w:rPr>
+              <w:t xml:space="preserve"> في </w:t>
+            </w:r>
+            <w:r>
+              <w:rPr>
+                <w:rFonts w:ascii="Courier New" w:cs="Courier New" w:eastAsia="Courier New" w:hAnsi="Courier New"/>
+                <w:b w:val="false"/>
+                <w:bCs w:val="false"/>
+                <w:color w:val="1F2937"/>
+                <w:sz w:val="16"/>
+                <w:szCs w:val="16"/>
+                <w:shd w:fill="F1F3F5" w:color="auto" w:val="clear"/>
+                <w:rtl/>
+              </w:rPr>
+              <w:t xml:space="preserve">‎doc.Document‎</w:t>
+            </w:r>
+            <w:r>
+              <w:rPr>
+                <w:rFonts w:ascii="Arial" w:cs="Arial" w:eastAsia="Arial" w:hAnsi="Arial"/>
+                <w:b w:val="false"/>
+                <w:bCs w:val="false"/>
+                <w:sz w:val="18"/>
+                <w:szCs w:val="18"/>
+                <w:rtl/>
+              </w:rPr>
+              <w:t xml:space="preserve">، وحد أدنى RESTRICTED لنوع حساس بقادح. المقترح: نعم، بقيد CHECK أو محفّز</w:t>
+            </w:r>
+          </w:p>
+        </w:tc>
+        <w:tc>
+          <w:tcPr>
+            <w:tcW w:type="dxa" w:w="1768"/>
             <w:tcBorders>
               <w:top w:val="single" w:color="BFC9D6" w:sz="4"/>
               <w:left w:val="single" w:color="BFC9D6" w:sz="4"/>
@@ -17049,7 +17124,7 @@
         </w:tc>
         <w:tc>
           <w:tcPr>
-            <w:tcW w:type="dxa" w:w="3196"/>
+            <w:tcW w:type="dxa" w:w="2982"/>
             <w:tcBorders>
               <w:top w:val="single" w:color="BFC9D6" w:sz="4"/>
               <w:left w:val="single" w:color="BFC9D6" w:sz="4"/>
@@ -17090,7 +17165,7 @@
         </w:trPr>
         <w:tc>
           <w:tcPr>
-            <w:tcW w:type="dxa" w:w="981"/>
+            <w:tcW w:type="dxa" w:w="976"/>
             <w:tcBorders>
               <w:top w:val="single" w:color="BFC9D6" w:sz="4"/>
               <w:left w:val="single" w:color="BFC9D6" w:sz="4"/>
@@ -17127,7 +17202,7 @@
         </w:tc>
         <w:tc>
           <w:tcPr>
-            <w:tcW w:type="dxa" w:w="2694"/>
+            <w:tcW w:type="dxa" w:w="2513"/>
             <w:tcBorders>
               <w:top w:val="single" w:color="BFC9D6" w:sz="4"/>
               <w:left w:val="single" w:color="BFC9D6" w:sz="4"/>
@@ -17164,7 +17239,7 @@
         </w:tc>
         <w:tc>
           <w:tcPr>
-            <w:tcW w:type="dxa" w:w="1097"/>
+            <w:tcW w:type="dxa" w:w="1625"/>
             <w:tcBorders>
               <w:top w:val="single" w:color="BFC9D6" w:sz="4"/>
               <w:left w:val="single" w:color="BFC9D6" w:sz="4"/>
@@ -17201,7 +17276,7 @@
         </w:tc>
         <w:tc>
           <w:tcPr>
-            <w:tcW w:type="dxa" w:w="1896"/>
+            <w:tcW w:type="dxa" w:w="1768"/>
             <w:tcBorders>
               <w:top w:val="single" w:color="BFC9D6" w:sz="4"/>
               <w:left w:val="single" w:color="BFC9D6" w:sz="4"/>
@@ -17238,7 +17313,7 @@
         </w:tc>
         <w:tc>
           <w:tcPr>
-            <w:tcW w:type="dxa" w:w="3196"/>
+            <w:tcW w:type="dxa" w:w="2982"/>
             <w:tcBorders>
               <w:top w:val="single" w:color="BFC9D6" w:sz="4"/>
               <w:left w:val="single" w:color="BFC9D6" w:sz="4"/>
@@ -17280,7 +17355,7 @@
         </w:trPr>
         <w:tc>
           <w:tcPr>
-            <w:tcW w:type="dxa" w:w="981"/>
+            <w:tcW w:type="dxa" w:w="976"/>
             <w:tcBorders>
               <w:top w:val="single" w:color="BFC9D6" w:sz="4"/>
               <w:left w:val="single" w:color="BFC9D6" w:sz="4"/>
@@ -17316,7 +17391,7 @@
         </w:tc>
         <w:tc>
           <w:tcPr>
-            <w:tcW w:type="dxa" w:w="2694"/>
+            <w:tcW w:type="dxa" w:w="2513"/>
             <w:tcBorders>
               <w:top w:val="single" w:color="BFC9D6" w:sz="4"/>
               <w:left w:val="single" w:color="BFC9D6" w:sz="4"/>
@@ -17352,43 +17427,52 @@
         </w:tc>
         <w:tc>
           <w:tcPr>
-            <w:tcW w:type="dxa" w:w="1097"/>
-            <w:tcBorders>
-              <w:top w:val="single" w:color="BFC9D6" w:sz="4"/>
-              <w:left w:val="single" w:color="BFC9D6" w:sz="4"/>
-              <w:bottom w:val="single" w:color="BFC9D6" w:sz="4"/>
-              <w:right w:val="single" w:color="BFC9D6" w:sz="4"/>
-            </w:tcBorders>
-            <w:tcMar>
-              <w:top w:type="dxa" w:w="50"/>
-              <w:left w:type="dxa" w:w="90"/>
-              <w:bottom w:type="dxa" w:w="50"/>
-              <w:right w:type="dxa" w:w="90"/>
-            </w:tcMar>
-            <w:vAlign w:val="top"/>
-          </w:tcPr>
-          <w:p>
-            <w:pPr>
-              <w:keepNext w:val="false"/>
-              <w:bidi/>
-              <w:spacing w:after="30" w:before="30" w:line="264"/>
-            </w:pPr>
-            <w:r>
-              <w:rPr>
-                <w:rFonts w:ascii="Arial" w:cs="Arial" w:eastAsia="Arial" w:hAnsi="Arial"/>
-                <w:b w:val="false"/>
-                <w:bCs w:val="false"/>
-                <w:sz w:val="18"/>
-                <w:szCs w:val="18"/>
-                <w:rtl/>
-              </w:rPr>
-              <w:t xml:space="preserve">نعم، بنمط IBAN وطول الحساب، مع إبقاء الأصل في المستند</w:t>
-            </w:r>
-          </w:p>
-        </w:tc>
-        <w:tc>
-          <w:tcPr>
-            <w:tcW w:type="dxa" w:w="1896"/>
+            <w:tcW w:type="dxa" w:w="1625"/>
+            <w:tcBorders>
+              <w:top w:val="single" w:color="BFC9D6" w:sz="4"/>
+              <w:left w:val="single" w:color="BFC9D6" w:sz="4"/>
+              <w:bottom w:val="single" w:color="BFC9D6" w:sz="4"/>
+              <w:right w:val="single" w:color="BFC9D6" w:sz="4"/>
+            </w:tcBorders>
+            <w:tcMar>
+              <w:top w:type="dxa" w:w="50"/>
+              <w:left w:type="dxa" w:w="90"/>
+              <w:bottom w:type="dxa" w:w="50"/>
+              <w:right w:type="dxa" w:w="90"/>
+            </w:tcMar>
+            <w:vAlign w:val="top"/>
+          </w:tcPr>
+          <w:p>
+            <w:pPr>
+              <w:keepNext w:val="false"/>
+              <w:bidi/>
+              <w:spacing w:after="30" w:before="30" w:line="264"/>
+            </w:pPr>
+            <w:r>
+              <w:rPr>
+                <w:rFonts w:ascii="Segoe UI Emoji" w:cs="Segoe UI Emoji" w:eastAsia="Segoe UI Emoji" w:hAnsi="Segoe UI Emoji"/>
+                <w:sz w:val="18"/>
+                <w:szCs w:val="18"/>
+                <w:rtl/>
+              </w:rPr>
+              <w:t xml:space="preserve">✅</w:t>
+            </w:r>
+            <w:r>
+              <w:rPr>
+                <w:rFonts w:ascii="Arial" w:cs="Arial" w:eastAsia="Arial" w:hAnsi="Arial"/>
+                <w:b w:val="false"/>
+                <w:bCs w:val="false"/>
+                <w:sz w:val="18"/>
+                <w:szCs w:val="18"/>
+                <w:rtl/>
+              </w:rPr>
+              <w:t xml:space="preserve"> معتمد (O-15، ADR 0011)، شرط دخول S2. المقترح: نعم، بنمط IBAN وطول الحساب، مع إبقاء الأصل في المستند</w:t>
+            </w:r>
+          </w:p>
+        </w:tc>
+        <w:tc>
+          <w:tcPr>
+            <w:tcW w:type="dxa" w:w="1768"/>
             <w:tcBorders>
               <w:top w:val="single" w:color="BFC9D6" w:sz="4"/>
               <w:left w:val="single" w:color="BFC9D6" w:sz="4"/>
@@ -17424,7 +17508,7 @@
         </w:tc>
         <w:tc>
           <w:tcPr>
-            <w:tcW w:type="dxa" w:w="3196"/>
+            <w:tcW w:type="dxa" w:w="2982"/>
             <w:tcBorders>
               <w:top w:val="single" w:color="BFC9D6" w:sz="4"/>
               <w:left w:val="single" w:color="BFC9D6" w:sz="4"/>
@@ -17465,7 +17549,7 @@
         </w:trPr>
         <w:tc>
           <w:tcPr>
-            <w:tcW w:type="dxa" w:w="981"/>
+            <w:tcW w:type="dxa" w:w="976"/>
             <w:tcBorders>
               <w:top w:val="single" w:color="BFC9D6" w:sz="4"/>
               <w:left w:val="single" w:color="BFC9D6" w:sz="4"/>
@@ -17502,7 +17586,7 @@
         </w:tc>
         <w:tc>
           <w:tcPr>
-            <w:tcW w:type="dxa" w:w="2694"/>
+            <w:tcW w:type="dxa" w:w="2513"/>
             <w:tcBorders>
               <w:top w:val="single" w:color="BFC9D6" w:sz="4"/>
               <w:left w:val="single" w:color="BFC9D6" w:sz="4"/>
@@ -17539,7 +17623,7 @@
         </w:tc>
         <w:tc>
           <w:tcPr>
-            <w:tcW w:type="dxa" w:w="1097"/>
+            <w:tcW w:type="dxa" w:w="1625"/>
             <w:tcBorders>
               <w:top w:val="single" w:color="BFC9D6" w:sz="4"/>
               <w:left w:val="single" w:color="BFC9D6" w:sz="4"/>
@@ -17563,20 +17647,29 @@
             </w:pPr>
             <w:r>
               <w:rPr>
-                <w:rFonts w:ascii="Arial" w:cs="Arial" w:eastAsia="Arial" w:hAnsi="Arial"/>
-                <w:b w:val="false"/>
-                <w:bCs w:val="false"/>
-                <w:sz w:val="18"/>
-                <w:szCs w:val="18"/>
-                <w:rtl/>
-              </w:rPr>
-              <w:t xml:space="preserve">لا تُجمع إلا بطلب نموذج بنك، حقلًا مخصصًا مقيّدًا، بعد رأي قانوني</w:t>
-            </w:r>
-          </w:p>
-        </w:tc>
-        <w:tc>
-          <w:tcPr>
-            <w:tcW w:type="dxa" w:w="1896"/>
+                <w:rFonts w:ascii="Segoe UI Emoji" w:cs="Segoe UI Emoji" w:eastAsia="Segoe UI Emoji" w:hAnsi="Segoe UI Emoji"/>
+                <w:sz w:val="18"/>
+                <w:szCs w:val="18"/>
+                <w:rtl/>
+              </w:rPr>
+              <w:t xml:space="preserve">✅</w:t>
+            </w:r>
+            <w:r>
+              <w:rPr>
+                <w:rFonts w:ascii="Arial" w:cs="Arial" w:eastAsia="Arial" w:hAnsi="Arial"/>
+                <w:b w:val="false"/>
+                <w:bCs w:val="false"/>
+                <w:sz w:val="18"/>
+                <w:szCs w:val="18"/>
+                <w:rtl/>
+              </w:rPr>
+              <w:t xml:space="preserve"> معتمد من المالك (2026-10-12): لا تُجمع إلا بطلب نموذج بنك، حقلًا مخصصًا مقيّدًا، بعد رأي قانوني</w:t>
+            </w:r>
+          </w:p>
+        </w:tc>
+        <w:tc>
+          <w:tcPr>
+            <w:tcW w:type="dxa" w:w="1768"/>
             <w:tcBorders>
               <w:top w:val="single" w:color="BFC9D6" w:sz="4"/>
               <w:left w:val="single" w:color="BFC9D6" w:sz="4"/>
@@ -17613,7 +17706,7 @@
         </w:tc>
         <w:tc>
           <w:tcPr>
-            <w:tcW w:type="dxa" w:w="3196"/>
+            <w:tcW w:type="dxa" w:w="2982"/>
             <w:tcBorders>
               <w:top w:val="single" w:color="BFC9D6" w:sz="4"/>
               <w:left w:val="single" w:color="BFC9D6" w:sz="4"/>
@@ -17655,7 +17748,7 @@
         </w:trPr>
         <w:tc>
           <w:tcPr>
-            <w:tcW w:type="dxa" w:w="981"/>
+            <w:tcW w:type="dxa" w:w="976"/>
             <w:tcBorders>
               <w:top w:val="single" w:color="BFC9D6" w:sz="4"/>
               <w:left w:val="single" w:color="BFC9D6" w:sz="4"/>
@@ -17691,79 +17784,88 @@
         </w:tc>
         <w:tc>
           <w:tcPr>
-            <w:tcW w:type="dxa" w:w="2694"/>
-            <w:tcBorders>
-              <w:top w:val="single" w:color="BFC9D6" w:sz="4"/>
-              <w:left w:val="single" w:color="BFC9D6" w:sz="4"/>
-              <w:bottom w:val="single" w:color="BFC9D6" w:sz="4"/>
-              <w:right w:val="single" w:color="BFC9D6" w:sz="4"/>
-            </w:tcBorders>
-            <w:tcMar>
-              <w:top w:type="dxa" w:w="50"/>
-              <w:left w:type="dxa" w:w="90"/>
-              <w:bottom w:type="dxa" w:w="50"/>
-              <w:right w:type="dxa" w:w="90"/>
-            </w:tcMar>
-            <w:vAlign w:val="top"/>
-          </w:tcPr>
-          <w:p>
-            <w:pPr>
-              <w:keepNext w:val="false"/>
-              <w:bidi/>
-              <w:spacing w:after="30" w:before="30" w:line="264"/>
-            </w:pPr>
-            <w:r>
-              <w:rPr>
-                <w:rFonts w:ascii="Arial" w:cs="Arial" w:eastAsia="Arial" w:hAnsi="Arial"/>
-                <w:b w:val="false"/>
-                <w:bCs w:val="false"/>
-                <w:sz w:val="18"/>
-                <w:szCs w:val="18"/>
-                <w:rtl/>
-              </w:rPr>
-              <w:t xml:space="preserve">نتائج المراجعة المفتوحة</w:t>
-            </w:r>
-          </w:p>
-        </w:tc>
-        <w:tc>
-          <w:tcPr>
-            <w:tcW w:type="dxa" w:w="1097"/>
-            <w:tcBorders>
-              <w:top w:val="single" w:color="BFC9D6" w:sz="4"/>
-              <w:left w:val="single" w:color="BFC9D6" w:sz="4"/>
-              <w:bottom w:val="single" w:color="BFC9D6" w:sz="4"/>
-              <w:right w:val="single" w:color="BFC9D6" w:sz="4"/>
-            </w:tcBorders>
-            <w:tcMar>
-              <w:top w:type="dxa" w:w="50"/>
-              <w:left w:type="dxa" w:w="90"/>
-              <w:bottom w:type="dxa" w:w="50"/>
-              <w:right w:type="dxa" w:w="90"/>
-            </w:tcMar>
-            <w:vAlign w:val="top"/>
-          </w:tcPr>
-          <w:p>
-            <w:pPr>
-              <w:keepNext w:val="false"/>
-              <w:bidi/>
-              <w:spacing w:after="30" w:before="30" w:line="264"/>
-            </w:pPr>
-            <w:r>
-              <w:rPr>
-                <w:rFonts w:ascii="Arial" w:cs="Arial" w:eastAsia="Arial" w:hAnsi="Arial"/>
-                <w:b w:val="false"/>
-                <w:bCs w:val="false"/>
-                <w:sz w:val="18"/>
-                <w:szCs w:val="18"/>
-                <w:rtl/>
-              </w:rPr>
-              <w:t xml:space="preserve">المقترح في القسم 7.1</w:t>
-            </w:r>
-          </w:p>
-        </w:tc>
-        <w:tc>
-          <w:tcPr>
-            <w:tcW w:type="dxa" w:w="1896"/>
+            <w:tcW w:type="dxa" w:w="2513"/>
+            <w:tcBorders>
+              <w:top w:val="single" w:color="BFC9D6" w:sz="4"/>
+              <w:left w:val="single" w:color="BFC9D6" w:sz="4"/>
+              <w:bottom w:val="single" w:color="BFC9D6" w:sz="4"/>
+              <w:right w:val="single" w:color="BFC9D6" w:sz="4"/>
+            </w:tcBorders>
+            <w:tcMar>
+              <w:top w:type="dxa" w:w="50"/>
+              <w:left w:type="dxa" w:w="90"/>
+              <w:bottom w:type="dxa" w:w="50"/>
+              <w:right w:type="dxa" w:w="90"/>
+            </w:tcMar>
+            <w:vAlign w:val="top"/>
+          </w:tcPr>
+          <w:p>
+            <w:pPr>
+              <w:keepNext w:val="false"/>
+              <w:bidi/>
+              <w:spacing w:after="30" w:before="30" w:line="264"/>
+            </w:pPr>
+            <w:r>
+              <w:rPr>
+                <w:rFonts w:ascii="Arial" w:cs="Arial" w:eastAsia="Arial" w:hAnsi="Arial"/>
+                <w:b w:val="false"/>
+                <w:bCs w:val="false"/>
+                <w:sz w:val="18"/>
+                <w:szCs w:val="18"/>
+                <w:rtl/>
+              </w:rPr>
+              <w:t xml:space="preserve">نتائج المراجعة</w:t>
+            </w:r>
+          </w:p>
+        </w:tc>
+        <w:tc>
+          <w:tcPr>
+            <w:tcW w:type="dxa" w:w="1625"/>
+            <w:tcBorders>
+              <w:top w:val="single" w:color="BFC9D6" w:sz="4"/>
+              <w:left w:val="single" w:color="BFC9D6" w:sz="4"/>
+              <w:bottom w:val="single" w:color="BFC9D6" w:sz="4"/>
+              <w:right w:val="single" w:color="BFC9D6" w:sz="4"/>
+            </w:tcBorders>
+            <w:tcMar>
+              <w:top w:type="dxa" w:w="50"/>
+              <w:left w:type="dxa" w:w="90"/>
+              <w:bottom w:type="dxa" w:w="50"/>
+              <w:right w:type="dxa" w:w="90"/>
+            </w:tcMar>
+            <w:vAlign w:val="top"/>
+          </w:tcPr>
+          <w:p>
+            <w:pPr>
+              <w:keepNext w:val="false"/>
+              <w:bidi/>
+              <w:spacing w:after="30" w:before="30" w:line="264"/>
+            </w:pPr>
+            <w:r>
+              <w:rPr>
+                <w:rFonts w:ascii="Segoe UI Emoji" w:cs="Segoe UI Emoji" w:eastAsia="Segoe UI Emoji" w:hAnsi="Segoe UI Emoji"/>
+                <w:sz w:val="18"/>
+                <w:szCs w:val="18"/>
+                <w:rtl/>
+              </w:rPr>
+              <w:t xml:space="preserve">✅</w:t>
+            </w:r>
+            <w:r>
+              <w:rPr>
+                <w:rFonts w:ascii="Arial" w:cs="Arial" w:eastAsia="Arial" w:hAnsi="Arial"/>
+                <w:b w:val="false"/>
+                <w:bCs w:val="false"/>
+                <w:sz w:val="18"/>
+                <w:szCs w:val="18"/>
+                <w:rtl/>
+              </w:rPr>
+              <w:t xml:space="preserve"> اعتمدها المالك 2026-10-13 ونُفّذ ما يخص القاعدة (ADR 0011): DR-13 وDR-18 كاملين، والوسم والمنع في DR-25 وDR-31 وDR-46؛ الحجب عند الإدخال (S2) وحذف الرقم الضريبي (S1) وخدمة المقارنة (S3) شروط دخول</w:t>
+            </w:r>
+          </w:p>
+        </w:tc>
+        <w:tc>
+          <w:tcPr>
+            <w:tcW w:type="dxa" w:w="1768"/>
             <w:tcBorders>
               <w:top w:val="single" w:color="BFC9D6" w:sz="4"/>
               <w:left w:val="single" w:color="BFC9D6" w:sz="4"/>
@@ -17799,7 +17901,7 @@
         </w:tc>
         <w:tc>
           <w:tcPr>
-            <w:tcW w:type="dxa" w:w="3196"/>
+            <w:tcW w:type="dxa" w:w="2982"/>
             <w:tcBorders>
               <w:top w:val="single" w:color="BFC9D6" w:sz="4"/>
               <w:left w:val="single" w:color="BFC9D6" w:sz="4"/>

--- a/treasury-platform/docs/30-readiness/word/DOC-S06-data-classification-standard.docx
+++ b/treasury-platform/docs/30-readiness/word/DOC-S06-data-classification-standard.docx
@@ -11201,14 +11201,23 @@
             </w:pPr>
             <w:r>
               <w:rPr>
-                <w:rFonts w:ascii="Arial" w:cs="Arial" w:eastAsia="Arial" w:hAnsi="Arial"/>
-                <w:b w:val="false"/>
-                <w:bCs w:val="false"/>
-                <w:sz w:val="18"/>
-                <w:szCs w:val="18"/>
-                <w:rtl/>
-              </w:rPr>
-              <w:t xml:space="preserve">حذف النسخة أو وسمها </w:t>
+                <w:rFonts w:ascii="Segoe UI Emoji" w:cs="Segoe UI Emoji" w:eastAsia="Segoe UI Emoji" w:hAnsi="Segoe UI Emoji"/>
+                <w:sz w:val="18"/>
+                <w:szCs w:val="18"/>
+                <w:rtl/>
+              </w:rPr>
+              <w:t xml:space="preserve">✅</w:t>
+            </w:r>
+            <w:r>
+              <w:rPr>
+                <w:rFonts w:ascii="Arial" w:cs="Arial" w:eastAsia="Arial" w:hAnsi="Arial"/>
+                <w:b w:val="false"/>
+                <w:bCs w:val="false"/>
+                <w:sz w:val="18"/>
+                <w:szCs w:val="18"/>
+                <w:rtl/>
+              </w:rPr>
+              <w:t xml:space="preserve"> حُذفت النسخة، والرقم يُقرأ من </w:t>
             </w:r>
             <w:r>
               <w:rPr>
@@ -11221,7 +11230,18 @@
                 <w:shd w:fill="F1F3F5" w:color="auto" w:val="clear"/>
                 <w:rtl/>
               </w:rPr>
-              <w:t xml:space="preserve">‎confidential‎</w:t>
+              <w:t xml:space="preserve">‎pty.TaxIdentity‎</w:t>
+            </w:r>
+            <w:r>
+              <w:rPr>
+                <w:rFonts w:ascii="Arial" w:cs="Arial" w:eastAsia="Arial" w:hAnsi="Arial"/>
+                <w:b w:val="false"/>
+                <w:bCs w:val="false"/>
+                <w:sz w:val="18"/>
+                <w:szCs w:val="18"/>
+                <w:rtl/>
+              </w:rPr>
+              <w:t xml:space="preserve"> (ADR 0011)</w:t>
             </w:r>
           </w:p>
         </w:tc>
@@ -13499,30 +13519,6 @@
                 <w:rtl/>
               </w:rPr>
               <w:t xml:space="preserve">‎CrNumber‎</w:t>
-            </w:r>
-            <w:r>
-              <w:rPr>
-                <w:rFonts w:ascii="Arial" w:cs="Arial" w:eastAsia="Arial" w:hAnsi="Arial"/>
-                <w:b w:val="false"/>
-                <w:bCs w:val="false"/>
-                <w:sz w:val="18"/>
-                <w:szCs w:val="18"/>
-                <w:rtl/>
-              </w:rPr>
-              <w:t xml:space="preserve">، </w:t>
-            </w:r>
-            <w:r>
-              <w:rPr>
-                <w:rFonts w:ascii="Courier New" w:cs="Courier New" w:eastAsia="Courier New" w:hAnsi="Courier New"/>
-                <w:b w:val="false"/>
-                <w:bCs w:val="false"/>
-                <w:color w:val="1F2937"/>
-                <w:sz w:val="16"/>
-                <w:szCs w:val="16"/>
-                <w:shd w:fill="F1F3F5" w:color="auto" w:val="clear"/>
-                <w:rtl/>
-              </w:rPr>
-              <w:t xml:space="preserve">‎TaxNumber‎</w:t>
             </w:r>
           </w:p>
         </w:tc>

--- a/treasury-platform/docs/30-readiness/word/DOC-S06-data-classification-standard.docx
+++ b/treasury-platform/docs/30-readiness/word/DOC-S06-data-classification-standard.docx
@@ -15859,10 +15859,10 @@
       </w:tblPr>
       <w:tblGrid>
         <w:gridCol w:w="976"/>
-        <w:gridCol w:w="2513"/>
-        <w:gridCol w:w="1625"/>
-        <w:gridCol w:w="1768"/>
-        <w:gridCol w:w="2982"/>
+        <w:gridCol w:w="2509"/>
+        <w:gridCol w:w="1637"/>
+        <w:gridCol w:w="1766"/>
+        <w:gridCol w:w="2976"/>
       </w:tblGrid>
       <w:tr>
         <w:trPr>
@@ -15909,7 +15909,7 @@
         </w:tc>
         <w:tc>
           <w:tcPr>
-            <w:tcW w:type="dxa" w:w="2513"/>
+            <w:tcW w:type="dxa" w:w="2509"/>
             <w:tcBorders>
               <w:top w:val="single" w:color="BFC9D6" w:sz="4"/>
               <w:left w:val="single" w:color="BFC9D6" w:sz="4"/>
@@ -15947,7 +15947,7 @@
         </w:tc>
         <w:tc>
           <w:tcPr>
-            <w:tcW w:type="dxa" w:w="1625"/>
+            <w:tcW w:type="dxa" w:w="1637"/>
             <w:tcBorders>
               <w:top w:val="single" w:color="BFC9D6" w:sz="4"/>
               <w:left w:val="single" w:color="BFC9D6" w:sz="4"/>
@@ -15985,7 +15985,7 @@
         </w:tc>
         <w:tc>
           <w:tcPr>
-            <w:tcW w:type="dxa" w:w="1768"/>
+            <w:tcW w:type="dxa" w:w="1766"/>
             <w:tcBorders>
               <w:top w:val="single" w:color="BFC9D6" w:sz="4"/>
               <w:left w:val="single" w:color="BFC9D6" w:sz="4"/>
@@ -16023,7 +16023,7 @@
         </w:tc>
         <w:tc>
           <w:tcPr>
-            <w:tcW w:type="dxa" w:w="2982"/>
+            <w:tcW w:type="dxa" w:w="2976"/>
             <w:tcBorders>
               <w:top w:val="single" w:color="BFC9D6" w:sz="4"/>
               <w:left w:val="single" w:color="BFC9D6" w:sz="4"/>
@@ -16102,7 +16102,7 @@
         </w:tc>
         <w:tc>
           <w:tcPr>
-            <w:tcW w:type="dxa" w:w="2513"/>
+            <w:tcW w:type="dxa" w:w="2509"/>
             <w:tcBorders>
               <w:top w:val="single" w:color="BFC9D6" w:sz="4"/>
               <w:left w:val="single" w:color="BFC9D6" w:sz="4"/>
@@ -16162,7 +16162,7 @@
         </w:tc>
         <w:tc>
           <w:tcPr>
-            <w:tcW w:type="dxa" w:w="1625"/>
+            <w:tcW w:type="dxa" w:w="1637"/>
             <w:tcBorders>
               <w:top w:val="single" w:color="BFC9D6" w:sz="4"/>
               <w:left w:val="single" w:color="BFC9D6" w:sz="4"/>
@@ -16231,7 +16231,7 @@
         </w:tc>
         <w:tc>
           <w:tcPr>
-            <w:tcW w:type="dxa" w:w="1768"/>
+            <w:tcW w:type="dxa" w:w="1766"/>
             <w:tcBorders>
               <w:top w:val="single" w:color="BFC9D6" w:sz="4"/>
               <w:left w:val="single" w:color="BFC9D6" w:sz="4"/>
@@ -16267,7 +16267,7 @@
         </w:tc>
         <w:tc>
           <w:tcPr>
-            <w:tcW w:type="dxa" w:w="2982"/>
+            <w:tcW w:type="dxa" w:w="2976"/>
             <w:tcBorders>
               <w:top w:val="single" w:color="BFC9D6" w:sz="4"/>
               <w:left w:val="single" w:color="BFC9D6" w:sz="4"/>
@@ -16345,7 +16345,7 @@
         </w:tc>
         <w:tc>
           <w:tcPr>
-            <w:tcW w:type="dxa" w:w="2513"/>
+            <w:tcW w:type="dxa" w:w="2509"/>
             <w:tcBorders>
               <w:top w:val="single" w:color="BFC9D6" w:sz="4"/>
               <w:left w:val="single" w:color="BFC9D6" w:sz="4"/>
@@ -16382,7 +16382,7 @@
         </w:tc>
         <w:tc>
           <w:tcPr>
-            <w:tcW w:type="dxa" w:w="1625"/>
+            <w:tcW w:type="dxa" w:w="1637"/>
             <w:tcBorders>
               <w:top w:val="single" w:color="BFC9D6" w:sz="4"/>
               <w:left w:val="single" w:color="BFC9D6" w:sz="4"/>
@@ -16428,7 +16428,7 @@
         </w:tc>
         <w:tc>
           <w:tcPr>
-            <w:tcW w:type="dxa" w:w="1768"/>
+            <w:tcW w:type="dxa" w:w="1766"/>
             <w:tcBorders>
               <w:top w:val="single" w:color="BFC9D6" w:sz="4"/>
               <w:left w:val="single" w:color="BFC9D6" w:sz="4"/>
@@ -16465,7 +16465,7 @@
         </w:tc>
         <w:tc>
           <w:tcPr>
-            <w:tcW w:type="dxa" w:w="2982"/>
+            <w:tcW w:type="dxa" w:w="2976"/>
             <w:tcBorders>
               <w:top w:val="single" w:color="BFC9D6" w:sz="4"/>
               <w:left w:val="single" w:color="BFC9D6" w:sz="4"/>
@@ -16543,7 +16543,7 @@
         </w:tc>
         <w:tc>
           <w:tcPr>
-            <w:tcW w:type="dxa" w:w="2513"/>
+            <w:tcW w:type="dxa" w:w="2509"/>
             <w:tcBorders>
               <w:top w:val="single" w:color="BFC9D6" w:sz="4"/>
               <w:left w:val="single" w:color="BFC9D6" w:sz="4"/>
@@ -16592,7 +16592,7 @@
         </w:tc>
         <w:tc>
           <w:tcPr>
-            <w:tcW w:type="dxa" w:w="1625"/>
+            <w:tcW w:type="dxa" w:w="1637"/>
             <w:tcBorders>
               <w:top w:val="single" w:color="BFC9D6" w:sz="4"/>
               <w:left w:val="single" w:color="BFC9D6" w:sz="4"/>
@@ -16628,7 +16628,7 @@
         </w:tc>
         <w:tc>
           <w:tcPr>
-            <w:tcW w:type="dxa" w:w="1768"/>
+            <w:tcW w:type="dxa" w:w="1766"/>
             <w:tcBorders>
               <w:top w:val="single" w:color="BFC9D6" w:sz="4"/>
               <w:left w:val="single" w:color="BFC9D6" w:sz="4"/>
@@ -16664,7 +16664,7 @@
         </w:tc>
         <w:tc>
           <w:tcPr>
-            <w:tcW w:type="dxa" w:w="2982"/>
+            <w:tcW w:type="dxa" w:w="2976"/>
             <w:tcBorders>
               <w:top w:val="single" w:color="BFC9D6" w:sz="4"/>
               <w:left w:val="single" w:color="BFC9D6" w:sz="4"/>
@@ -16742,7 +16742,7 @@
         </w:tc>
         <w:tc>
           <w:tcPr>
-            <w:tcW w:type="dxa" w:w="2513"/>
+            <w:tcW w:type="dxa" w:w="2509"/>
             <w:tcBorders>
               <w:top w:val="single" w:color="BFC9D6" w:sz="4"/>
               <w:left w:val="single" w:color="BFC9D6" w:sz="4"/>
@@ -16779,7 +16779,7 @@
         </w:tc>
         <w:tc>
           <w:tcPr>
-            <w:tcW w:type="dxa" w:w="1625"/>
+            <w:tcW w:type="dxa" w:w="1637"/>
             <w:tcBorders>
               <w:top w:val="single" w:color="BFC9D6" w:sz="4"/>
               <w:left w:val="single" w:color="BFC9D6" w:sz="4"/>
@@ -16816,7 +16816,7 @@
         </w:tc>
         <w:tc>
           <w:tcPr>
-            <w:tcW w:type="dxa" w:w="1768"/>
+            <w:tcW w:type="dxa" w:w="1766"/>
             <w:tcBorders>
               <w:top w:val="single" w:color="BFC9D6" w:sz="4"/>
               <w:left w:val="single" w:color="BFC9D6" w:sz="4"/>
@@ -16853,7 +16853,7 @@
         </w:tc>
         <w:tc>
           <w:tcPr>
-            <w:tcW w:type="dxa" w:w="2982"/>
+            <w:tcW w:type="dxa" w:w="2976"/>
             <w:tcBorders>
               <w:top w:val="single" w:color="BFC9D6" w:sz="4"/>
               <w:left w:val="single" w:color="BFC9D6" w:sz="4"/>
@@ -16931,7 +16931,7 @@
         </w:tc>
         <w:tc>
           <w:tcPr>
-            <w:tcW w:type="dxa" w:w="2513"/>
+            <w:tcW w:type="dxa" w:w="2509"/>
             <w:tcBorders>
               <w:top w:val="single" w:color="BFC9D6" w:sz="4"/>
               <w:left w:val="single" w:color="BFC9D6" w:sz="4"/>
@@ -16991,7 +16991,7 @@
         </w:tc>
         <w:tc>
           <w:tcPr>
-            <w:tcW w:type="dxa" w:w="1625"/>
+            <w:tcW w:type="dxa" w:w="1637"/>
             <w:tcBorders>
               <w:top w:val="single" w:color="BFC9D6" w:sz="4"/>
               <w:left w:val="single" w:color="BFC9D6" w:sz="4"/>
@@ -17084,7 +17084,7 @@
         </w:tc>
         <w:tc>
           <w:tcPr>
-            <w:tcW w:type="dxa" w:w="1768"/>
+            <w:tcW w:type="dxa" w:w="1766"/>
             <w:tcBorders>
               <w:top w:val="single" w:color="BFC9D6" w:sz="4"/>
               <w:left w:val="single" w:color="BFC9D6" w:sz="4"/>
@@ -17120,7 +17120,7 @@
         </w:tc>
         <w:tc>
           <w:tcPr>
-            <w:tcW w:type="dxa" w:w="2982"/>
+            <w:tcW w:type="dxa" w:w="2976"/>
             <w:tcBorders>
               <w:top w:val="single" w:color="BFC9D6" w:sz="4"/>
               <w:left w:val="single" w:color="BFC9D6" w:sz="4"/>
@@ -17198,7 +17198,7 @@
         </w:tc>
         <w:tc>
           <w:tcPr>
-            <w:tcW w:type="dxa" w:w="2513"/>
+            <w:tcW w:type="dxa" w:w="2509"/>
             <w:tcBorders>
               <w:top w:val="single" w:color="BFC9D6" w:sz="4"/>
               <w:left w:val="single" w:color="BFC9D6" w:sz="4"/>
@@ -17235,7 +17235,7 @@
         </w:tc>
         <w:tc>
           <w:tcPr>
-            <w:tcW w:type="dxa" w:w="1625"/>
+            <w:tcW w:type="dxa" w:w="1637"/>
             <w:tcBorders>
               <w:top w:val="single" w:color="BFC9D6" w:sz="4"/>
               <w:left w:val="single" w:color="BFC9D6" w:sz="4"/>
@@ -17272,7 +17272,7 @@
         </w:tc>
         <w:tc>
           <w:tcPr>
-            <w:tcW w:type="dxa" w:w="1768"/>
+            <w:tcW w:type="dxa" w:w="1766"/>
             <w:tcBorders>
               <w:top w:val="single" w:color="BFC9D6" w:sz="4"/>
               <w:left w:val="single" w:color="BFC9D6" w:sz="4"/>
@@ -17309,7 +17309,7 @@
         </w:tc>
         <w:tc>
           <w:tcPr>
-            <w:tcW w:type="dxa" w:w="2982"/>
+            <w:tcW w:type="dxa" w:w="2976"/>
             <w:tcBorders>
               <w:top w:val="single" w:color="BFC9D6" w:sz="4"/>
               <w:left w:val="single" w:color="BFC9D6" w:sz="4"/>
@@ -17387,7 +17387,7 @@
         </w:tc>
         <w:tc>
           <w:tcPr>
-            <w:tcW w:type="dxa" w:w="2513"/>
+            <w:tcW w:type="dxa" w:w="2509"/>
             <w:tcBorders>
               <w:top w:val="single" w:color="BFC9D6" w:sz="4"/>
               <w:left w:val="single" w:color="BFC9D6" w:sz="4"/>
@@ -17423,7 +17423,7 @@
         </w:tc>
         <w:tc>
           <w:tcPr>
-            <w:tcW w:type="dxa" w:w="1625"/>
+            <w:tcW w:type="dxa" w:w="1637"/>
             <w:tcBorders>
               <w:top w:val="single" w:color="BFC9D6" w:sz="4"/>
               <w:left w:val="single" w:color="BFC9D6" w:sz="4"/>
@@ -17462,13 +17462,85 @@
                 <w:szCs w:val="18"/>
                 <w:rtl/>
               </w:rPr>
-              <w:t xml:space="preserve"> معتمد (O-15، ADR 0011)، شرط دخول S2. المقترح: نعم، بنمط IBAN وطول الحساب، مع إبقاء الأصل في المستند</w:t>
-            </w:r>
-          </w:p>
-        </w:tc>
-        <w:tc>
-          <w:tcPr>
-            <w:tcW w:type="dxa" w:w="1768"/>
+              <w:t xml:space="preserve"> منفّذ (ADR 0011، 2026-10-13): التطبيق يقنّع عند الإدخال، وقيد على كل </w:t>
+            </w:r>
+            <w:r>
+              <w:rPr>
+                <w:rFonts w:ascii="Courier New" w:cs="Courier New" w:eastAsia="Courier New" w:hAnsi="Courier New"/>
+                <w:b w:val="false"/>
+                <w:bCs w:val="false"/>
+                <w:color w:val="1F2937"/>
+                <w:sz w:val="16"/>
+                <w:szCs w:val="16"/>
+                <w:shd w:fill="F1F3F5" w:color="auto" w:val="clear"/>
+                <w:rtl/>
+              </w:rPr>
+              <w:t xml:space="preserve">‎OriginalText‎</w:t>
+            </w:r>
+            <w:r>
+              <w:rPr>
+                <w:rFonts w:ascii="Arial" w:cs="Arial" w:eastAsia="Arial" w:hAnsi="Arial"/>
+                <w:b w:val="false"/>
+                <w:bCs w:val="false"/>
+                <w:sz w:val="18"/>
+                <w:szCs w:val="18"/>
+                <w:rtl/>
+              </w:rPr>
+              <w:t xml:space="preserve"> ونصي التعارض و</w:t>
+            </w:r>
+            <w:r>
+              <w:rPr>
+                <w:rFonts w:ascii="Courier New" w:cs="Courier New" w:eastAsia="Courier New" w:hAnsi="Courier New"/>
+                <w:b w:val="false"/>
+                <w:bCs w:val="false"/>
+                <w:color w:val="1F2937"/>
+                <w:sz w:val="16"/>
+                <w:szCs w:val="16"/>
+                <w:shd w:fill="F1F3F5" w:color="auto" w:val="clear"/>
+                <w:rtl/>
+              </w:rPr>
+              <w:t xml:space="preserve">‎ClauseText‎</w:t>
+            </w:r>
+            <w:r>
+              <w:rPr>
+                <w:rFonts w:ascii="Arial" w:cs="Arial" w:eastAsia="Arial" w:hAnsi="Arial"/>
+                <w:b w:val="false"/>
+                <w:bCs w:val="false"/>
+                <w:sz w:val="18"/>
+                <w:szCs w:val="18"/>
+                <w:rtl/>
+              </w:rPr>
+              <w:t xml:space="preserve"> يرفض عشرة أرقام متتالية أو IBAN بمجموعات أربعة أرقام (وسم </w:t>
+            </w:r>
+            <w:r>
+              <w:rPr>
+                <w:rFonts w:ascii="Courier New" w:cs="Courier New" w:eastAsia="Courier New" w:hAnsi="Courier New"/>
+                <w:b w:val="false"/>
+                <w:bCs w:val="false"/>
+                <w:color w:val="1F2937"/>
+                <w:sz w:val="16"/>
+                <w:szCs w:val="16"/>
+                <w:shd w:fill="F1F3F5" w:color="auto" w:val="clear"/>
+                <w:rtl/>
+              </w:rPr>
+              <w:t xml:space="preserve">‎redact‎</w:t>
+            </w:r>
+            <w:r>
+              <w:rPr>
+                <w:rFonts w:ascii="Arial" w:cs="Arial" w:eastAsia="Arial" w:hAnsi="Arial"/>
+                <w:b w:val="false"/>
+                <w:bCs w:val="false"/>
+                <w:sz w:val="18"/>
+                <w:szCs w:val="18"/>
+                <w:rtl/>
+              </w:rPr>
+              <w:t xml:space="preserve"> في المولّد؛ RF25). المقترح: نعم، بنمط IBAN وطول الحساب، مع إبقاء الأصل في المستند</w:t>
+            </w:r>
+          </w:p>
+        </w:tc>
+        <w:tc>
+          <w:tcPr>
+            <w:tcW w:type="dxa" w:w="1766"/>
             <w:tcBorders>
               <w:top w:val="single" w:color="BFC9D6" w:sz="4"/>
               <w:left w:val="single" w:color="BFC9D6" w:sz="4"/>
@@ -17504,7 +17576,7 @@
         </w:tc>
         <w:tc>
           <w:tcPr>
-            <w:tcW w:type="dxa" w:w="2982"/>
+            <w:tcW w:type="dxa" w:w="2976"/>
             <w:tcBorders>
               <w:top w:val="single" w:color="BFC9D6" w:sz="4"/>
               <w:left w:val="single" w:color="BFC9D6" w:sz="4"/>
@@ -17582,7 +17654,7 @@
         </w:tc>
         <w:tc>
           <w:tcPr>
-            <w:tcW w:type="dxa" w:w="2513"/>
+            <w:tcW w:type="dxa" w:w="2509"/>
             <w:tcBorders>
               <w:top w:val="single" w:color="BFC9D6" w:sz="4"/>
               <w:left w:val="single" w:color="BFC9D6" w:sz="4"/>
@@ -17619,7 +17691,7 @@
         </w:tc>
         <w:tc>
           <w:tcPr>
-            <w:tcW w:type="dxa" w:w="1625"/>
+            <w:tcW w:type="dxa" w:w="1637"/>
             <w:tcBorders>
               <w:top w:val="single" w:color="BFC9D6" w:sz="4"/>
               <w:left w:val="single" w:color="BFC9D6" w:sz="4"/>
@@ -17665,7 +17737,7 @@
         </w:tc>
         <w:tc>
           <w:tcPr>
-            <w:tcW w:type="dxa" w:w="1768"/>
+            <w:tcW w:type="dxa" w:w="1766"/>
             <w:tcBorders>
               <w:top w:val="single" w:color="BFC9D6" w:sz="4"/>
               <w:left w:val="single" w:color="BFC9D6" w:sz="4"/>
@@ -17702,7 +17774,7 @@
         </w:tc>
         <w:tc>
           <w:tcPr>
-            <w:tcW w:type="dxa" w:w="2982"/>
+            <w:tcW w:type="dxa" w:w="2976"/>
             <w:tcBorders>
               <w:top w:val="single" w:color="BFC9D6" w:sz="4"/>
               <w:left w:val="single" w:color="BFC9D6" w:sz="4"/>
@@ -17780,7 +17852,7 @@
         </w:tc>
         <w:tc>
           <w:tcPr>
-            <w:tcW w:type="dxa" w:w="2513"/>
+            <w:tcW w:type="dxa" w:w="2509"/>
             <w:tcBorders>
               <w:top w:val="single" w:color="BFC9D6" w:sz="4"/>
               <w:left w:val="single" w:color="BFC9D6" w:sz="4"/>
@@ -17816,7 +17888,7 @@
         </w:tc>
         <w:tc>
           <w:tcPr>
-            <w:tcW w:type="dxa" w:w="1625"/>
+            <w:tcW w:type="dxa" w:w="1637"/>
             <w:tcBorders>
               <w:top w:val="single" w:color="BFC9D6" w:sz="4"/>
               <w:left w:val="single" w:color="BFC9D6" w:sz="4"/>
@@ -17861,7 +17933,7 @@
         </w:tc>
         <w:tc>
           <w:tcPr>
-            <w:tcW w:type="dxa" w:w="1768"/>
+            <w:tcW w:type="dxa" w:w="1766"/>
             <w:tcBorders>
               <w:top w:val="single" w:color="BFC9D6" w:sz="4"/>
               <w:left w:val="single" w:color="BFC9D6" w:sz="4"/>
@@ -17897,7 +17969,7 @@
         </w:tc>
         <w:tc>
           <w:tcPr>
-            <w:tcW w:type="dxa" w:w="2982"/>
+            <w:tcW w:type="dxa" w:w="2976"/>
             <w:tcBorders>
               <w:top w:val="single" w:color="BFC9D6" w:sz="4"/>
               <w:left w:val="single" w:color="BFC9D6" w:sz="4"/>

--- a/treasury-platform/docs/30-readiness/word/DOC-S06-data-classification-standard.docx
+++ b/treasury-platform/docs/30-readiness/word/DOC-S06-data-classification-standard.docx
@@ -17534,7 +17534,7 @@
                 <w:szCs w:val="18"/>
                 <w:rtl/>
               </w:rPr>
-              <w:t xml:space="preserve"> في المولّد؛ RF25). المقترح: نعم، بنمط IBAN وطول الحساب، مع إبقاء الأصل في المستند</w:t>
+              <w:t xml:space="preserve"> في المولّد؛ RF25). واعتمد المالك القيد كما هو (2026-10-14): المبالغ في النص تُكتب بفواصل. المقترح: نعم، بنمط IBAN وطول الحساب، مع إبقاء الأصل في المستند</w:t>
             </w:r>
           </w:p>
         </w:tc>

--- a/treasury-platform/docs/30-readiness/word/DOC-S06-data-classification-standard.docx
+++ b/treasury-platform/docs/30-readiness/word/DOC-S06-data-classification-standard.docx
@@ -17927,7 +17927,31 @@
                 <w:szCs w:val="18"/>
                 <w:rtl/>
               </w:rPr>
-              <w:t xml:space="preserve"> اعتمدها المالك 2026-10-13 ونُفّذ ما يخص القاعدة (ADR 0011): DR-13 وDR-18 كاملين، والوسم والمنع في DR-25 وDR-31 وDR-46؛ الحجب عند الإدخال (S2) وحذف الرقم الضريبي (S1) وخدمة المقارنة (S3) شروط دخول</w:t>
+              <w:t xml:space="preserve"> اعتمدها المالك 2026-10-13 ونُفّذ ما يخص القاعدة (ADR 0011): DR-13 وDR-18 كاملين، والوسم والمنع في DR-25 وDR-31 وDR-46؛ ونُفّذت شروط الدخول في القاعدة: حذف الرقم الضريبي وقراءته من </w:t>
+            </w:r>
+            <w:r>
+              <w:rPr>
+                <w:rFonts w:ascii="Courier New" w:cs="Courier New" w:eastAsia="Courier New" w:hAnsi="Courier New"/>
+                <w:b w:val="false"/>
+                <w:bCs w:val="false"/>
+                <w:color w:val="1F2937"/>
+                <w:sz w:val="16"/>
+                <w:szCs w:val="16"/>
+                <w:shd w:fill="F1F3F5" w:color="auto" w:val="clear"/>
+                <w:rtl/>
+              </w:rPr>
+              <w:t xml:space="preserve">‎pty.TaxIdentity‎</w:t>
+            </w:r>
+            <w:r>
+              <w:rPr>
+                <w:rFonts w:ascii="Arial" w:cs="Arial" w:eastAsia="Arial" w:hAnsi="Arial"/>
+                <w:b w:val="false"/>
+                <w:bCs w:val="false"/>
+                <w:sz w:val="18"/>
+                <w:szCs w:val="18"/>
+                <w:rtl/>
+              </w:rPr>
+              <w:t xml:space="preserve"> (S1، RF21)، وقيد يرفض IBAN والحساب غير المقنَّعين في نص الاتفاقيات (S2، RF25)، ولا نسخ لقيمة مقيّدة في المقارنة والتعديل (S3، RF33، SR3). ويبقى للتطبيق الحجب عند الإدخال وخدمة المقارنة</w:t>
             </w:r>
           </w:p>
         </w:tc>
